--- a/cf/jm/u/files/u042.docx
+++ b/cf/jm/u/files/u042.docx
@@ -20,7 +20,7 @@
     </w:p>
     <w:p>
       <w:r>
-        <w:t>請針對每個題目，把答案填在「回答：」後面（越具體越好）；填好後請放回您的部門資料夾即可，不需回信。</w:t>
+        <w:t>這份問卷是想更了解您的實際作業，好把您的 AI 助理做得更貼近需求。第一部分請把答案填在「回答：」後面（越具體越好）；第二部分只是先讓您了解，之後用的時候再一起調整，不用現在填。填好後放回您的部門資料夾即可，不需回信。</w:t>
       </w:r>
     </w:p>
     <w:p>
@@ -32,8 +32,16 @@
       </w:r>
     </w:p>
     <w:p>
+      <w:pPr>
+        <w:pStyle w:val="Heading2"/>
+      </w:pPr>
       <w:r>
-        <w:t>1. 生管排程的加班需求以什麼形式提供（文管系統、Excel、郵件）？欄位固定嗎？</w:t>
+        <w:t>一、請您提供或確認的事情</w:t>
+      </w:r>
+    </w:p>
+    <w:p>
+      <w:r>
+        <w:t>1. 你想請 AI 幫你做哪一件事？（依生管排程的加班需求，幫你把加班申請單整理成可送簽的草稿）</w:t>
       </w:r>
     </w:p>
     <w:p>
@@ -43,7 +51,7 @@
     </w:p>
     <w:p>
       <w:r>
-        <w:t>2. 加班申請單的正式範本與必填欄位為何？</w:t>
+        <w:t>2. 資料從哪裡來？（生管排程需求，說明哪些人、哪天要加班趕製，放在文管系統）</w:t>
       </w:r>
     </w:p>
     <w:p>
@@ -53,7 +61,7 @@
     </w:p>
     <w:p>
       <w:r>
-        <w:t>3. 加班人員如何指定？需比對人員名冊/工號嗎？</w:t>
+        <w:t>3. 你希望它最後生出什麼？（一張加班申請單草稿，含工號、姓名、加班日期、起訖時間、預估時數、事由、對應工單，缺的欄位標待補）</w:t>
       </w:r>
     </w:p>
     <w:p>
@@ -63,7 +71,7 @@
     </w:p>
     <w:p>
       <w:r>
-        <w:t>4. 加班事由要不要註明對應工單/料號與趕製原因？</w:t>
+        <w:t>4. 它要拿什麼當底稿？（加班申請單欄位範本、人員名冊、加班事由分類）</w:t>
       </w:r>
     </w:p>
     <w:p>
@@ -73,7 +81,7 @@
     </w:p>
     <w:p>
       <w:r>
-        <w:t>5. 時數如何計算（起訖時間、跨日處理）？</w:t>
+        <w:t>5. 有沒有一定要守住的？（缺工號、缺事由、缺時數要標出來，不能自己假設時數或事由）</w:t>
       </w:r>
     </w:p>
     <w:p>
@@ -83,12 +91,45 @@
     </w:p>
     <w:p>
       <w:r>
-        <w:t>6. 簽核流程與送管理部的方式為何？</w:t>
+        <w:t>6. 先講清楚：它出的是草稿，經組長確認後才送簽到管理部</w:t>
       </w:r>
     </w:p>
     <w:p>
       <w:r>
         <w:t>回答：</w:t>
+      </w:r>
+    </w:p>
+    <w:p>
+      <w:pPr>
+        <w:pStyle w:val="Heading2"/>
+      </w:pPr>
+      <w:r>
+        <w:t>二、要用了之後、跟 AI 一起調整的事情（先了解即可，不用現在填）</w:t>
+      </w:r>
+    </w:p>
+    <w:p>
+      <w:r>
+        <w:t>• 拿一組真的加班需求（故意放一筆缺工號、一筆缺時數）給它，看它有沒有正確彙整、把缺漏標出來</w:t>
+      </w:r>
+    </w:p>
+    <w:p>
+      <w:r>
+        <w:t>• 確認它不會自己補加班時數或事由；如果會，就在提示詞裡加強『缺就標待補、不准猜』</w:t>
+      </w:r>
+    </w:p>
+    <w:p>
+      <w:r>
+        <w:t>• 如果工號常對不上，把最新的人員名冊補進知識庫，讓它能正確帶出姓名</w:t>
+      </w:r>
+    </w:p>
+    <w:p>
+      <w:r>
+        <w:t>• 加班單格式或欄位有變，同步更新欄位範本進知識庫</w:t>
+      </w:r>
+    </w:p>
+    <w:p>
+      <w:r>
+        <w:t>• 用熟後把你每次要手動改的地方回饋給它，讓它幾乎一次就整理到位</w:t>
       </w:r>
     </w:p>
     <w:p/>
@@ -101,8 +142,16 @@
       </w:r>
     </w:p>
     <w:p>
+      <w:pPr>
+        <w:pStyle w:val="Heading2"/>
+      </w:pPr>
       <w:r>
-        <w:t>1. 每天手打加班單的固定欄位與資料來源為何？能否由生管排程需求自動帶入？</w:t>
+        <w:t>一、請您提供或確認的事情</w:t>
+      </w:r>
+    </w:p>
+    <w:p>
+      <w:r>
+        <w:t>1. 你想請 AI 幫你做哪一件事？（每天依生管排程的加班需求，把加班申請單整理成可送簽的草稿，省掉手打）</w:t>
       </w:r>
     </w:p>
     <w:p>
@@ -112,7 +161,7 @@
     </w:p>
     <w:p>
       <w:r>
-        <w:t>2. 加班人員如何指定？需比對人員名冊/工號嗎？</w:t>
+        <w:t>2. 資料從哪裡來？（生管排程需求，說明哪些人要加班趕製，放在文管系統）</w:t>
       </w:r>
     </w:p>
     <w:p>
@@ -122,7 +171,7 @@
     </w:p>
     <w:p>
       <w:r>
-        <w:t>3. 加班事由要不要註明對應工單/料號？</w:t>
+        <w:t>3. 你希望它最後生出什麼？（一張加班申請單草稿，含工號、姓名、加班日期、起訖時間、預估時數、事由、對應工單，缺的標待補）</w:t>
       </w:r>
     </w:p>
     <w:p>
@@ -132,7 +181,7 @@
     </w:p>
     <w:p>
       <w:r>
-        <w:t>4. 時數如何計算（起訖時間、跨日）？</w:t>
+        <w:t>4. 它要拿什麼當底稿？（加班申請單欄位範本、人員名冊、加班事由分類）</w:t>
       </w:r>
     </w:p>
     <w:p>
@@ -142,7 +191,7 @@
     </w:p>
     <w:p>
       <w:r>
-        <w:t>5. 簽核流程與送管理部方式為何？</w:t>
+        <w:t>5. 有沒有一定要守住的？（缺工號、缺事由、缺時數要標出來，不能自己假設）</w:t>
       </w:r>
     </w:p>
     <w:p>
@@ -152,12 +201,45 @@
     </w:p>
     <w:p>
       <w:r>
-        <w:t>6. 本題與036(加班申請單輸入送出)是否為同一作業、可合併成一隻Agent？</w:t>
+        <w:t>6. 先講清楚：它出的是草稿，經組長確認後才送簽</w:t>
       </w:r>
     </w:p>
     <w:p>
       <w:r>
         <w:t>回答：</w:t>
+      </w:r>
+    </w:p>
+    <w:p>
+      <w:pPr>
+        <w:pStyle w:val="Heading2"/>
+      </w:pPr>
+      <w:r>
+        <w:t>二、要用了之後、跟 AI 一起調整的事情（先了解即可，不用現在填）</w:t>
+      </w:r>
+    </w:p>
+    <w:p>
+      <w:r>
+        <w:t>• 拿一組真的加班需求（含缺工號、缺時數）給它，看彙整對不對、缺漏有沒有標出</w:t>
+      </w:r>
+    </w:p>
+    <w:p>
+      <w:r>
+        <w:t>• 確認它不會自己假設時數或事由；會的話就在提示詞裡加強界線</w:t>
+      </w:r>
+    </w:p>
+    <w:p>
+      <w:r>
+        <w:t>• 工號常對不上時，把最新人員名冊補進知識庫</w:t>
+      </w:r>
+    </w:p>
+    <w:p>
+      <w:r>
+        <w:t>• 加班單格式有變就同步更新範本進知識庫</w:t>
+      </w:r>
+    </w:p>
+    <w:p>
+      <w:r>
+        <w:t>• 每天用，把常要手動修的地方回饋給它，讓它越來越順、幾乎只要覆核</w:t>
       </w:r>
     </w:p>
     <w:p/>
